--- a/review/F8-修订稿v10-投稿版.docx
+++ b/review/F8-修订稿v10-投稿版.docx
@@ -1770,7 +1770,7 @@
           <w:sz w:val="21"/>
           <w:szCs w:val="21"/>
         </w:rPr>
-        <w:t>等技术。然而，现有区域评价研究较少将非补偿性测度与区域功能理论相衔接，尚未充分解释不同功能维度为何具有不同的约束性质，以及这种差异应如何体现于综合评价之中。</w:t>
+        <w:t>等技术。然而，现有区域评价研究较少将非补偿或弱补偿测度与区域功能理论相衔接，尚未充分解释不同功能维度为何具有不同的约束性质，以及这种差异应如何体现于综合评价之中。</w:t>
       </w:r>
     </w:p>
     <w:p>
@@ -9070,7 +9070,7 @@
           <w:sz w:val="21"/>
           <w:szCs w:val="21"/>
         </w:rPr>
-        <w:t>，原因在于耦合度主要反映子系统之间的关联程度，难以充分体现各子系统的发展水平及其差距。为降低这一过度补偿效应，本文采用基于Mazziotta-Pareto非补偿性罚分思想的失衡惩罚指数，简称MPI协调指数</w:t>
+        <w:t>，原因在于耦合度主要反映子系统之间的关联程度，难以充分体现各子系统的发展水平及其差距。为降低这一过度补偿效应，本文采用基于Mazziotta-Pareto罚分思想的失衡惩罚指数，简称MPI协调指数</w:t>
       </w:r>
       <w:r>
         <w:rPr>
@@ -9085,7 +9085,7 @@
           <w:sz w:val="21"/>
           <w:szCs w:val="21"/>
         </w:rPr>
-        <w:t>，其理论基础与非补偿性聚合、失衡调整等方法一致</w:t>
+        <w:t>，与非补偿性聚合、失衡调整等方法同属削弱维度间补偿的思路</w:t>
       </w:r>
       <w:r>
         <w:rPr>
@@ -10909,7 +10909,7 @@
           <w:sz w:val="21"/>
           <w:szCs w:val="21"/>
         </w:rPr>
-        <w:t>MPI实现的是弱补偿而非严格的非补偿：(0.9, 0.9, 0.2)与完全均衡的(0.5, 0.5, 0.5)仅差0.003，(1.0, 1.0, 0.0)与(0.33, 0.33, 0.33)同为0.333。本文所称的非补偿性因而是</w:t>
+        <w:t>MPI实现的是弱补偿而非严格的非补偿：(0.9, 0.9, 0.2)与完全均衡的(0.5, 0.5, 0.5)仅差0.003，(1.0, 1.0, 0.0)与(0.33, 0.33, 0.33)同为0.333。本文所称的弱补偿性即</w:t>
       </w:r>
       <w:r>
         <w:rPr>

--- a/review/F8-修订稿v10-投稿版.docx
+++ b/review/F8-修订稿v10-投稿版.docx
@@ -21045,7 +21045,7 @@
           <w:sz w:val="20"/>
           <w:szCs w:val="20"/>
         </w:rPr>
-        <w:t>时期中国区域协调发展的理论探索、战略创新与路径选择[J].中国科学院院刊,2024(4).</w:t>
+        <w:t>时期中国区域协调发展的理论探索、战略创新与路径选择[J].中国科学院院刊,2024(4):605-619.</w:t>
       </w:r>
     </w:p>
     <w:p>
@@ -21099,7 +21099,7 @@
           <w:sz w:val="20"/>
           <w:szCs w:val="20"/>
         </w:rPr>
-        <w:t>以习近平生态文明思想为视域[J].中国藏学,2021(4).</w:t>
+        <w:t>以习近平生态文明思想为视域[J].中国藏学,2021(4):4-29.</w:t>
       </w:r>
     </w:p>
     <w:p>
@@ -21125,7 +21125,7 @@
           <w:sz w:val="20"/>
           <w:szCs w:val="20"/>
         </w:rPr>
-        <w:t>[7] 师博,任保平.中国省际经济高质量发展的测度与分析[J].经济问题,2018(4).</w:t>
+        <w:t>[7] 师博,任保平.中国省际经济高质量发展的测度与分析[J].经济问题,2018(4):1-6.</w:t>
       </w:r>
     </w:p>
     <w:p>
@@ -21138,7 +21138,7 @@
           <w:sz w:val="20"/>
           <w:szCs w:val="20"/>
         </w:rPr>
-        <w:t>[8] 李金昌,史龙梅,徐蔼婷.高质量发展评价指标体系探讨[J].统计研究,2019(1).</w:t>
+        <w:t>[8] 李金昌,史龙梅,徐蔼婷.高质量发展评价指标体系探讨[J].统计研究,2019(1):4-14.</w:t>
       </w:r>
     </w:p>
     <w:p>
@@ -21151,7 +21151,7 @@
           <w:sz w:val="20"/>
           <w:szCs w:val="20"/>
         </w:rPr>
-        <w:t>[9] 杨永芳,王秦.新时代中国区域经济高质量发展评价指标体系构建研究[J].中国软科学,2024(S1).</w:t>
+        <w:t>[9] 杨永芳,王秦.新时代中国区域经济高质量发展评价指标体系构建研究[J].中国软科学,2024(S1):182-190.</w:t>
       </w:r>
     </w:p>
     <w:p>
@@ -21164,7 +21164,7 @@
           <w:sz w:val="20"/>
           <w:szCs w:val="20"/>
         </w:rPr>
-        <w:t>[10] 张伟丽,王伊斌,魏瑞博.城市群内城市高质量发展趋同俱乐部时空演进及机理[J].地理学报,2023(12).</w:t>
+        <w:t>[10] 张伟丽,王伊斌,魏瑞博.城市群内城市高质量发展趋同俱乐部时空演进及机理[J].地理学报,2023(12):3109-3128.</w:t>
       </w:r>
     </w:p>
     <w:p>
@@ -21177,7 +21177,7 @@
           <w:sz w:val="20"/>
           <w:szCs w:val="20"/>
         </w:rPr>
-        <w:t>[11] 张国俊,王运喆,陈宇,周春山.中国城市群高质量发展的时空特征及分异机理[J].地理研究,2022(8).</w:t>
+        <w:t>[11] 张国俊,王运喆,陈宇,周春山.中国城市群高质量发展的时空特征及分异机理[J].地理研究,2022(8):2109-2124.</w:t>
       </w:r>
     </w:p>
     <w:p>
@@ -21190,7 +21190,7 @@
           <w:sz w:val="20"/>
           <w:szCs w:val="20"/>
         </w:rPr>
-        <w:t>[12] DEARING J A, WANG R, ZHANG K, et al. Safe and just operating spaces for regional social-ecological systems[J].Global Environmental Change,2014(28).</w:t>
+        <w:t>[12] DEARING J A, WANG R, ZHANG K, et al. Safe and just operating spaces for regional social-ecological systems[J].Global Environmental Change,2014,28:227-238.</w:t>
       </w:r>
     </w:p>
     <w:p>
@@ -21339,7 +21339,7 @@
           <w:sz w:val="20"/>
           <w:szCs w:val="20"/>
         </w:rPr>
-        <w:t>[20] 陈朴,杨亚波.西藏创建高原经济高质量发展先行区评价指标体系构建研究[J].西藏研究,2023(1).</w:t>
+        <w:t>[20] 陈朴,杨亚波.西藏创建高原经济高质量发展先行区评价指标体系构建研究[J].西藏研究,2023(1):1-12,155.</w:t>
       </w:r>
     </w:p>
     <w:p>
@@ -21352,7 +21352,7 @@
           <w:sz w:val="20"/>
           <w:szCs w:val="20"/>
         </w:rPr>
-        <w:t>[21] 严茂超,ODUM H T.西藏生态经济系统的能值分析与可持续发展研究[J].自然资源学报,1998(2).</w:t>
+        <w:t>[21] 严茂超,ODUM H T.西藏生态经济系统的能值分析与可持续发展研究[J].自然资源学报,1998(2):117-125.</w:t>
       </w:r>
     </w:p>
     <w:p>
@@ -21378,7 +21378,7 @@
           <w:sz w:val="20"/>
           <w:szCs w:val="20"/>
         </w:rPr>
-        <w:t>[23] 郑应友,侯霞.基于Bibliometrix的西藏生态经济领域研究现状、热点探析与趋势展望(1984—2022)[J].西藏研究,2024(2).</w:t>
+        <w:t>[23] 郑应友,侯霞.基于Bibliometrix的西藏生态经济领域研究现状、热点探析与趋势展望(1984—2022)[J].西藏研究,2024(2):144-154.</w:t>
       </w:r>
     </w:p>
     <w:p>
@@ -21421,7 +21421,7 @@
           <w:sz w:val="20"/>
           <w:szCs w:val="20"/>
         </w:rPr>
-        <w:t>社会耦合协调发展的时空演变及预测[J].水土保持通报,2026(2).</w:t>
+        <w:t>社会耦合协调发展的时空演变及预测[J].水土保持通报,2026(2):378-388.</w:t>
       </w:r>
     </w:p>
     <w:p>
@@ -21462,7 +21462,7 @@
           <w:sz w:val="20"/>
           <w:szCs w:val="20"/>
         </w:rPr>
-        <w:t>[26] 魏卫,刘娴娴,王晓宇,等.美丽中国系统耦合协调度的空间异质性探索[J].经济地理,2021(6).</w:t>
+        <w:t>[26] 魏卫,刘娴娴,王晓宇,等.美丽中国系统耦合协调度的空间异质性探索[J].经济地理,2021(6):30-38.</w:t>
       </w:r>
     </w:p>
     <w:p>
@@ -21475,7 +21475,7 @@
           <w:sz w:val="20"/>
           <w:szCs w:val="20"/>
         </w:rPr>
-        <w:t>[27] 丛晓男.耦合度模型的形式、性质及在地理学研究中的若干误用[J].经济地理,2019(4).</w:t>
+        <w:t>[27] 丛晓男.耦合度模型的形式、性质及在地理学研究中的若干误用[J].经济地理,2019(4):18-25.</w:t>
       </w:r>
     </w:p>
     <w:p>
@@ -21488,7 +21488,7 @@
           <w:sz w:val="20"/>
           <w:szCs w:val="20"/>
         </w:rPr>
-        <w:t>[28] DIAKOULAKI D, MAVROTAS G, PAPAYANNAKIS L. Determining objective weights in multiple criteria problems: The CRITIC method[J].Computers &amp; Operations Research,1995(7).</w:t>
+        <w:t>[28] DIAKOULAKI D, MAVROTAS G, PAPAYANNAKIS L. Determining objective weights in multiple criteria problems: The CRITIC method[J].Computers &amp; Operations Research,1995,22(7):763-770.</w:t>
       </w:r>
     </w:p>
     <w:p>
@@ -21501,7 +21501,7 @@
           <w:sz w:val="20"/>
           <w:szCs w:val="20"/>
         </w:rPr>
-        <w:t>[29] 于婷,于法稳.基于熵权TOPSIS法的农业高质量发展评价及障碍因子诊断[J].云南社会科学,2021(5).</w:t>
+        <w:t>[29] 于婷,于法稳.基于熵权TOPSIS法的农业高质量发展评价及障碍因子诊断[J].云南社会科学,2021(5):76-83.</w:t>
       </w:r>
     </w:p>
     <w:p>
@@ -21527,7 +21527,7 @@
           <w:sz w:val="20"/>
           <w:szCs w:val="20"/>
         </w:rPr>
-        <w:t>[31] GRECO S, ISHIZAKA A, TASIOU M, et al. On the methodological framework of composite indices: A review of the issues of weighting, aggregation, and robustness[J].Social Indicators Research,2019(1).</w:t>
+        <w:t>[31] GRECO S, ISHIZAKA A, TASIOU M, et al. On the methodological framework of composite indices: A review of the issues of weighting, aggregation, and robustness[J].Social Indicators Research,2019,141(1):61-94.</w:t>
       </w:r>
     </w:p>
     <w:p>
@@ -21540,7 +21540,7 @@
           <w:sz w:val="20"/>
           <w:szCs w:val="20"/>
         </w:rPr>
-        <w:t>[32] MUNDA G, NARDO M. Noncompensatory/nonlinear composite indicators for ranking countries: A defensible setting[J].Applied Economics,2009(12).</w:t>
+        <w:t>[32] MUNDA G, NARDO M. Noncompensatory/nonlinear composite indicators for ranking countries: A defensible setting[J].Applied Economics,2009,41(12):1513-1523.</w:t>
       </w:r>
     </w:p>
     <w:p>
@@ -21553,7 +21553,7 @@
           <w:sz w:val="20"/>
           <w:szCs w:val="20"/>
         </w:rPr>
-        <w:t>[33] TARABUSI E C, GUARINI G. An unbalance adjustment method for development indicators[J].Social Indicators Research,2013(1).</w:t>
+        <w:t>[33] TARABUSI E C, GUARINI G. An unbalance adjustment method for development indicators[J].Social Indicators Research,2013,112(1):19-45.</w:t>
       </w:r>
     </w:p>
     <w:p>
@@ -21880,7 +21880,7 @@
           <w:sz w:val="20"/>
           <w:szCs w:val="20"/>
         </w:rPr>
-        <w:t>[42] MAZZIOTTA M, PARETO A. On a generalized non-compensatory composite index for measuring socio-economic phenomena[J].Social Indicators Research,2016(3).</w:t>
+        <w:t>[42] MAZZIOTTA M, PARETO A. On a generalized non-compensatory composite index for measuring socio-economic phenomena[J].Social Indicators Research,2016,127(3):983-1003.</w:t>
       </w:r>
     </w:p>
     <w:p>

--- a/review/F8-修订稿v10-投稿版.docx
+++ b/review/F8-修订稿v10-投稿版.docx
@@ -21002,7 +21002,7 @@
           <w:sz w:val="20"/>
           <w:szCs w:val="20"/>
         </w:rPr>
-        <w:t>时期经济高质量发展的若干问题研究[J].财贸经济,2025(12).</w:t>
+        <w:t>时期经济高质量发展的若干问题研究[J].财贸经济,2025(12):5-24.</w:t>
       </w:r>
     </w:p>
     <w:p>
@@ -21058,7 +21058,7 @@
           <w:sz w:val="20"/>
           <w:szCs w:val="20"/>
         </w:rPr>
-        <w:t>[3] 楼俊超,余郑霁.西藏现代化发展的现实基础、主要挑战与路径选择[J].西藏大学学报(社会科学版),2024(4).</w:t>
+        <w:t>[3] 楼俊超,余郑霁.西藏现代化发展的现实基础、主要挑战与路径选择[J].西藏大学学报(社会科学版),2024(4):143-148.</w:t>
       </w:r>
     </w:p>
     <w:p>
@@ -21071,7 +21071,7 @@
           <w:sz w:val="20"/>
           <w:szCs w:val="20"/>
         </w:rPr>
-        <w:t>[4] 陈宗荣.深刻理解新时代党的治藏方略的世界观和方法论意蕴[J].中国藏学,2023(1).</w:t>
+        <w:t>[4] 陈宗荣.深刻理解新时代党的治藏方略的世界观和方法论意蕴[J].中国藏学,2023(1):1-8,210.</w:t>
       </w:r>
     </w:p>
     <w:p>
@@ -21112,7 +21112,7 @@
           <w:sz w:val="20"/>
           <w:szCs w:val="20"/>
         </w:rPr>
-        <w:t>[6] 郑堆.用文化自信凝人心聚合力　以中国式现代化生动实践推动西藏长治久安和高质量发展[J].中国藏学,2023(1).</w:t>
+        <w:t>[6] 郑堆.用文化自信凝人心聚合力　以中国式现代化生动实践推动西藏长治久安和高质量发展[J].中国藏学,2023(1):9-15,210.</w:t>
       </w:r>
     </w:p>
     <w:p>
@@ -21246,7 +21246,7 @@
           <w:sz w:val="20"/>
           <w:szCs w:val="20"/>
         </w:rPr>
-        <w:t>建设研究[J].西藏大学学报(社会科学版),2024(2).</w:t>
+        <w:t>建设研究[J].西藏大学学报(社会科学版),2024(2):186-191.</w:t>
       </w:r>
     </w:p>
     <w:p>
@@ -21259,7 +21259,7 @@
           <w:sz w:val="20"/>
           <w:szCs w:val="20"/>
         </w:rPr>
-        <w:t>[15] 徐伍达,久毛措.西藏推动高原经济高质量发展研究[J].西藏研究,2023(6).</w:t>
+        <w:t>[15] 徐伍达,久毛措.西藏推动高原经济高质量发展研究[J].西藏研究,2023(6):114-127,156.</w:t>
       </w:r>
     </w:p>
     <w:p>
@@ -21287,7 +21287,7 @@
           <w:sz w:val="20"/>
           <w:szCs w:val="20"/>
         </w:rPr>
-        <w:t>以西藏、广西和云南为例[J].南宁师范大学学报(自然科学版),2025(2).</w:t>
+        <w:t>以西藏、广西和云南为例[J].南宁师范大学学报(自然科学版),2025(2):13-22.</w:t>
       </w:r>
     </w:p>
     <w:p>
@@ -21300,7 +21300,7 @@
           <w:sz w:val="20"/>
           <w:szCs w:val="20"/>
         </w:rPr>
-        <w:t>[17] 鲁万波,贾光宁.西藏经济高质量发展指标体系构建与测度[J].西藏大学学报(社会科学版),2022(3).</w:t>
+        <w:t>[17] 鲁万波,贾光宁.西藏经济高质量发展指标体系构建与测度[J].西藏大学学报(社会科学版),2022(3):172-181.</w:t>
       </w:r>
     </w:p>
     <w:p>
@@ -21313,7 +21313,7 @@
           <w:sz w:val="20"/>
           <w:szCs w:val="20"/>
         </w:rPr>
-        <w:t>[18] 席蒙蒙.西藏经济高质量发展水平测度研究[J].青海民族研究,2023(3).</w:t>
+        <w:t>[18] 席蒙蒙.西藏经济高质量发展水平测度研究[J].青海民族研究,2023(3):107-115.</w:t>
       </w:r>
     </w:p>
     <w:p>
@@ -21326,7 +21326,7 @@
           <w:sz w:val="20"/>
           <w:szCs w:val="20"/>
         </w:rPr>
-        <w:t>[19] 冯思童.西藏高质量发展评估指标的耦合效应及灰色关联分析[J].商业经济研究,2025(8).</w:t>
+        <w:t>[19] 冯思童.西藏高质量发展评估指标的耦合效应及灰色关联分析[J].商业经济研究,2025(8):184-188.</w:t>
       </w:r>
     </w:p>
     <w:p>
@@ -21365,7 +21365,7 @@
           <w:sz w:val="20"/>
           <w:szCs w:val="20"/>
         </w:rPr>
-        <w:t>[22] 赵晓鸿.西藏经济发展与生态安全的冲突及对策[J].西南民族大学学报(人文社科版),2006(10).</w:t>
+        <w:t>[22] 赵晓鸿.西藏经济发展与生态安全的冲突及对策[J].西南民族大学学报(人文社科版),2006(10):34-37.</w:t>
       </w:r>
     </w:p>
     <w:p>
@@ -21449,7 +21449,7 @@
           <w:sz w:val="20"/>
           <w:szCs w:val="20"/>
         </w:rPr>
-        <w:t>以青藏高原县域单元为例[J].北京师范大学学报(自然科学版),2022(2).</w:t>
+        <w:t>以青藏高原县域单元为例[J].北京师范大学学报(自然科学版),2022(2):328-336.</w:t>
       </w:r>
     </w:p>
     <w:p>
@@ -21609,7 +21609,7 @@
           <w:sz w:val="20"/>
           <w:szCs w:val="20"/>
         </w:rPr>
-        <w:t>[35] 陈爱东,李国平,陈泓宇.西藏地理势能优势转化为开发优势的机制设计及路径选择研究[J].西藏发展论坛,2025(6).</w:t>
+        <w:t>[35] 陈爱东,李国平,陈泓宇.西藏地理势能优势转化为开发优势的机制设计及路径选择研究[J].西藏发展论坛,2025(6):52-57.</w:t>
       </w:r>
     </w:p>
     <w:p>
@@ -21637,7 +21637,7 @@
           <w:sz w:val="20"/>
           <w:szCs w:val="20"/>
         </w:rPr>
-        <w:t>以《规划》在西藏农牧社区的实施为例[J].西藏大学学报(社会科学版),2024(1).</w:t>
+        <w:t>以《规划》在西藏农牧社区的实施为例[J].西藏大学学报(社会科学版),2024(1):158-166.</w:t>
       </w:r>
     </w:p>
     <w:p>
@@ -21695,7 +21695,7 @@
           <w:sz w:val="20"/>
           <w:szCs w:val="20"/>
         </w:rPr>
-        <w:t>以国家安全体系制度、能力、建设和塑形的叠合为中心[J].西藏大学学报(社会科学版),2024(1).</w:t>
+        <w:t>以国家安全体系制度、能力、建设和塑形的叠合为中心[J].西藏大学学报(社会科学版),2024(1):175-186.</w:t>
       </w:r>
     </w:p>
     <w:p>

--- a/review/F8-修订稿v10-投稿版.docx
+++ b/review/F8-修订稿v10-投稿版.docx
@@ -21099,7 +21099,7 @@
           <w:sz w:val="20"/>
           <w:szCs w:val="20"/>
         </w:rPr>
-        <w:t>以习近平生态文明思想为视域[J].中国藏学,2021(4):4-29.</w:t>
+        <w:t>以习近平生态文明思想为视域[J].中国藏学,2021(4):29-35.</w:t>
       </w:r>
     </w:p>
     <w:p>
@@ -21378,7 +21378,7 @@
           <w:sz w:val="20"/>
           <w:szCs w:val="20"/>
         </w:rPr>
-        <w:t>[23] 郑应友,侯霞.基于Bibliometrix的西藏生态经济领域研究现状、热点探析与趋势展望(1984—2022)[J].西藏研究,2024(2):144-154.</w:t>
+        <w:t>[23] 郑应友,侯霞.基于Bibliometrix的西藏生态经济领域研究现状、热点探析与趋势展望(1984—2022)[J].西藏研究,2024(2):144-154,160.</w:t>
       </w:r>
     </w:p>
     <w:p>

--- a/review/F8-修订稿v10-投稿版.docx
+++ b/review/F8-修订稿v10-投稿版.docx
@@ -2557,7 +2557,7 @@
     </w:p>
     <w:p>
       <w:pPr>
-        <w:spacing w:after="140"/>
+        <w:spacing w:after="0"/>
         <w:jc w:val="center"/>
       </w:pPr>
       <w:r>
@@ -2645,7 +2645,23 @@
     </w:p>
     <w:p>
       <w:pPr>
-        <w:spacing w:after="140"/>
+        <w:spacing w:after="140" w:before="0"/>
+        <w:jc w:val="center"/>
+      </w:pPr>
+      <w:r>
+        <w:rPr>
+          <w:rFonts w:eastAsia="黑体"/>
+          <w:b/>
+          <w:bCs/>
+          <w:sz w:val="21"/>
+          <w:szCs w:val="21"/>
+        </w:rPr>
+        <w:t xml:space="preserve">Fig. 1  Logical framework of the security–development–ecology triadic development model</w:t>
+      </w:r>
+    </w:p>
+    <w:p>
+      <w:pPr>
+        <w:spacing w:after="0"/>
         <w:jc w:val="both"/>
       </w:pPr>
       <w:r>
@@ -2654,6 +2670,19 @@
           <w:szCs w:val="18"/>
         </w:rPr>
         <w:t>注：S表示安全，D表示发展，E表示生态；H1、H2、H3为本文提出的三项分析命题。</w:t>
+      </w:r>
+    </w:p>
+    <w:p>
+      <w:pPr>
+        <w:spacing w:after="140" w:before="0"/>
+        <w:jc w:val="both"/>
+      </w:pPr>
+      <w:r>
+        <w:rPr>
+          <w:sz w:val="18"/>
+          <w:szCs w:val="18"/>
+        </w:rPr>
+        <w:t xml:space="preserve">Note: S, D and E denote security, development and ecology; H1, H2 and H3 are the three analytical propositions of this paper.</w:t>
       </w:r>
     </w:p>
     <w:p>
@@ -2932,7 +2961,7 @@
     </w:p>
     <w:p>
       <w:pPr>
-        <w:spacing w:after="140"/>
+        <w:spacing w:after="0"/>
         <w:jc w:val="center"/>
       </w:pPr>
       <w:r>
@@ -3028,7 +3057,23 @@
     </w:p>
     <w:p>
       <w:pPr>
-        <w:spacing w:after="140"/>
+        <w:spacing w:after="140" w:before="0"/>
+        <w:jc w:val="center"/>
+      </w:pPr>
+      <w:r>
+        <w:rPr>
+          <w:rFonts w:eastAsia="黑体"/>
+          <w:b/>
+          <w:bCs/>
+          <w:sz w:val="21"/>
+          <w:szCs w:val="21"/>
+        </w:rPr>
+        <w:t xml:space="preserve">Fig. 2  Mechanism chains and analytical propositions of the security–development–ecology system</w:t>
+      </w:r>
+    </w:p>
+    <w:p>
+      <w:pPr>
+        <w:spacing w:after="0"/>
         <w:jc w:val="both"/>
       </w:pPr>
       <w:r>
@@ -3037,6 +3082,19 @@
           <w:szCs w:val="18"/>
         </w:rPr>
         <w:t>注：图中箭头表示结构性关联。</w:t>
+      </w:r>
+    </w:p>
+    <w:p>
+      <w:pPr>
+        <w:spacing w:after="140" w:before="0"/>
+        <w:jc w:val="both"/>
+      </w:pPr>
+      <w:r>
+        <w:rPr>
+          <w:sz w:val="18"/>
+          <w:szCs w:val="18"/>
+        </w:rPr>
+        <w:t xml:space="preserve">Note: Arrows indicate structural linkages.</w:t>
       </w:r>
     </w:p>
     <w:p>
@@ -3486,7 +3544,7 @@
     </w:p>
     <w:p>
       <w:pPr>
-        <w:spacing w:before="140" w:after="40"/>
+        <w:spacing w:before="140" w:after="0"/>
         <w:jc w:val="center"/>
       </w:pPr>
       <w:r>
@@ -3578,6 +3636,22 @@
           <w:szCs w:val="21"/>
         </w:rPr>
         <w:t>三元评价指标体系</w:t>
+      </w:r>
+    </w:p>
+    <w:p>
+      <w:pPr>
+        <w:spacing w:before="0" w:after="40"/>
+        <w:jc w:val="center"/>
+      </w:pPr>
+      <w:r>
+        <w:rPr>
+          <w:rFonts w:eastAsia="黑体"/>
+          <w:b/>
+          <w:bCs/>
+          <w:sz w:val="21"/>
+          <w:szCs w:val="21"/>
+        </w:rPr>
+        <w:t xml:space="preserve">Table 1  Security–development–ecology triadic evaluation index system for high-quality development in Xizang</w:t>
       </w:r>
     </w:p>
     <w:tbl>
@@ -6975,7 +7049,7 @@
     </w:tbl>
     <w:p>
       <w:pPr>
-        <w:spacing w:before="30" w:after="140"/>
+        <w:spacing w:before="30" w:after="0"/>
         <w:rPr>
           <w:sz w:val="18"/>
           <w:szCs w:val="18"/>
@@ -7167,6 +7241,22 @@
           <w:szCs w:val="18"/>
         </w:rPr>
         <w:t>上限设定的扰动检验与E2的封顶效应见下文稳健性检验。</w:t>
+      </w:r>
+    </w:p>
+    <w:p>
+      <w:pPr>
+        <w:spacing w:before="0" w:after="140"/>
+        <w:rPr>
+          <w:sz w:val="18"/>
+          <w:szCs w:val="18"/>
+        </w:rPr>
+      </w:pPr>
+      <w:r>
+        <w:rPr>
+          <w:sz w:val="18"/>
+          <w:szCs w:val="18"/>
+        </w:rPr>
+        <w:t xml:space="preserve">Note: ① S1, S3, D3, D4 and D5 lack external policy or statistical targets; their upper bounds follow the convention of a lower bound of 0 and an upper bound equal to the maximum observed value plus a margin, rounded (1.23–2.20 times the observed maxima), and are not external empirical benchmarks. ② The benchmarks of E2 and E4 are taken from the indicator table of the Ecological and Environmental Protection Plan of the Xizang Autonomous Region for the 14th Five-Year Plan Period: forest coverage is 12.31% in the 2020 baseline and 12.51% as the 2025 target, and comprehensive grassland vegetation coverage is 47.14% and 50%, respectively. The lower bound is the observed value in the first sample year (2016) rather than the plan baseline year, to retain discrimination for 2016–2019; the upper bound is the plan target. ③ D5 is the electricity generation of industrial enterprises above designated size reported in the statistical communiqué; it differs from the clean-energy generation discussed in Section 4, but the two are close because clean energy accounts for over 99%. ④ Perturbation tests of the upper bounds and the ceiling effect of E2 are reported in the robustness section.</w:t>
       </w:r>
     </w:p>
     <w:p>
@@ -10002,7 +10092,7 @@
     <w:p>
       <w:pPr>
         <w:keepNext/>
-        <w:spacing w:before="140" w:after="40"/>
+        <w:spacing w:before="140" w:after="0"/>
         <w:jc w:val="center"/>
       </w:pPr>
       <w:r>
@@ -10014,6 +10104,23 @@
           <w:szCs w:val="21"/>
         </w:rPr>
         <w:t>表2　MPI与传统耦合度在典型情形下的数值对照</w:t>
+      </w:r>
+    </w:p>
+    <w:p>
+      <w:pPr>
+        <w:keepNext/>
+        <w:spacing w:before="0" w:after="40"/>
+        <w:jc w:val="center"/>
+      </w:pPr>
+      <w:r>
+        <w:rPr>
+          <w:rFonts w:eastAsia="黑体"/>
+          <w:b/>
+          <w:bCs/>
+          <w:sz w:val="21"/>
+          <w:szCs w:val="21"/>
+        </w:rPr>
+        <w:t xml:space="preserve">Table 2  Comparison of the MPI and the traditional coupling degree in typical cases</w:t>
       </w:r>
     </w:p>
     <w:tbl>
@@ -10799,7 +10906,7 @@
     </w:tbl>
     <w:p>
       <w:pPr>
-        <w:spacing w:before="30" w:after="140"/>
+        <w:spacing w:before="30" w:after="0"/>
       </w:pPr>
       <w:r>
         <w:rPr>
@@ -10852,6 +10959,18 @@
           <w:szCs w:val="18"/>
         </w:rPr>
         <w:t>为三子系统综合指数；C为传统耦合度。</w:t>
+      </w:r>
+    </w:p>
+    <w:p>
+      <w:pPr>
+        <w:spacing w:before="0" w:after="140"/>
+      </w:pPr>
+      <w:r>
+        <w:rPr>
+          <w:sz w:val="18"/>
+          <w:szCs w:val="18"/>
+        </w:rPr>
+        <w:t xml:space="preserve">Note: US, UD and UE are the composite indices of the three subsystems; C is the traditional coupling degree.</w:t>
       </w:r>
     </w:p>
     <w:p>
@@ -12093,7 +12212,7 @@
     </w:p>
     <w:p>
       <w:pPr>
-        <w:spacing w:before="140" w:after="40"/>
+        <w:spacing w:before="140" w:after="0"/>
         <w:jc w:val="center"/>
       </w:pPr>
       <w:r>
@@ -12125,6 +12244,22 @@
           <w:szCs w:val="21"/>
         </w:rPr>
         <w:t>2025年西藏三子系统综合指数与MPI协调指数（等权主设定）</w:t>
+      </w:r>
+    </w:p>
+    <w:p>
+      <w:pPr>
+        <w:spacing w:before="0" w:after="40"/>
+        <w:jc w:val="center"/>
+      </w:pPr>
+      <w:r>
+        <w:rPr>
+          <w:rFonts w:eastAsia="黑体"/>
+          <w:b/>
+          <w:bCs/>
+          <w:sz w:val="21"/>
+          <w:szCs w:val="21"/>
+        </w:rPr>
+        <w:t xml:space="preserve">Table 3  Composite indices of the three subsystems and the MPI coordination index of Xizang, 2016–2025 (equal-weight baseline)</w:t>
       </w:r>
     </w:p>
     <w:tbl>
@@ -14135,7 +14270,7 @@
     </w:tbl>
     <w:p>
       <w:pPr>
-        <w:spacing w:before="30" w:after="140"/>
+        <w:spacing w:before="30" w:after="0"/>
       </w:pPr>
       <w:r>
         <w:rPr>
@@ -14255,6 +14390,18 @@
           <w:szCs w:val="18"/>
         </w:rPr>
         <w:t>在理论上并不恒为非负，当失衡极端严重时可能取负值，本文样本期内未出现这一情形。MPI不设固定的十级等级标准，仅作水平高低的定性描述。</w:t>
+      </w:r>
+    </w:p>
+    <w:p>
+      <w:pPr>
+        <w:spacing w:before="0" w:after="140"/>
+      </w:pPr>
+      <w:r>
+        <w:rPr>
+          <w:sz w:val="18"/>
+          <w:szCs w:val="18"/>
+        </w:rPr>
+        <w:t xml:space="preserve">Note: All MPI values in the sample period fall within 0–1, with higher values indicating better combined performance in level and balance. In theory the MPI is not always non-negative and may be negative under extreme imbalance, which does not occur in the sample period. No fixed ten-grade classification is used; values are described qualitatively.</w:t>
       </w:r>
     </w:p>
     <w:p>
@@ -14313,7 +14460,7 @@
     </w:p>
     <w:p>
       <w:pPr>
-        <w:spacing w:after="140"/>
+        <w:spacing w:after="0"/>
         <w:jc w:val="center"/>
       </w:pPr>
       <w:r>
@@ -14349,7 +14496,23 @@
     </w:p>
     <w:p>
       <w:pPr>
-        <w:spacing w:after="140"/>
+        <w:spacing w:after="140" w:before="0"/>
+        <w:jc w:val="center"/>
+      </w:pPr>
+      <w:r>
+        <w:rPr>
+          <w:rFonts w:eastAsia="黑体"/>
+          <w:b/>
+          <w:bCs/>
+          <w:sz w:val="21"/>
+          <w:szCs w:val="21"/>
+        </w:rPr>
+        <w:t xml:space="preserve">Fig. 3  Evolution of the composite indices of the security, development and ecology subsystems in Xizang, 2016–2025</w:t>
+      </w:r>
+    </w:p>
+    <w:p>
+      <w:pPr>
+        <w:spacing w:after="0"/>
         <w:jc w:val="both"/>
       </w:pPr>
       <w:r>
@@ -14358,6 +14521,19 @@
           <w:szCs w:val="18"/>
         </w:rPr>
         <w:t>注：数据来源于表3。</w:t>
+      </w:r>
+    </w:p>
+    <w:p>
+      <w:pPr>
+        <w:spacing w:after="140" w:before="0"/>
+        <w:jc w:val="both"/>
+      </w:pPr>
+      <w:r>
+        <w:rPr>
+          <w:sz w:val="18"/>
+          <w:szCs w:val="18"/>
+        </w:rPr>
+        <w:t xml:space="preserve">Note: Data are from Table 3.</w:t>
       </w:r>
     </w:p>
     <w:p>
@@ -14478,7 +14654,7 @@
     </w:p>
     <w:p>
       <w:pPr>
-        <w:spacing w:before="140" w:after="40"/>
+        <w:spacing w:before="140" w:after="0"/>
         <w:jc w:val="center"/>
       </w:pPr>
       <w:r>
@@ -14490,6 +14666,22 @@
           <w:szCs w:val="21"/>
         </w:rPr>
         <w:t>表4　结构性贡献缺口分解结果（逐年计算后取样本期均值，前六位）</w:t>
+      </w:r>
+    </w:p>
+    <w:p>
+      <w:pPr>
+        <w:spacing w:before="0" w:after="40"/>
+        <w:jc w:val="center"/>
+      </w:pPr>
+      <w:r>
+        <w:rPr>
+          <w:rFonts w:eastAsia="黑体"/>
+          <w:b/>
+          <w:bCs/>
+          <w:sz w:val="21"/>
+          <w:szCs w:val="21"/>
+        </w:rPr>
+        <w:t xml:space="preserve">Table 4  Decomposition of structural contribution gaps (computed annually and averaged over the sample period; top six)</w:t>
       </w:r>
     </w:p>
     <w:tbl>
@@ -15106,7 +15298,7 @@
     </w:tbl>
     <w:p>
       <w:pPr>
-        <w:spacing w:before="30" w:after="140"/>
+        <w:spacing w:before="30" w:after="0"/>
       </w:pPr>
       <w:r>
         <w:rPr>
@@ -15129,6 +15321,18 @@
           <w:szCs w:val="18"/>
         </w:rPr>
         <w:t>熵值组合权重与其偏离度之积，占当年全部13项指标该乘积之和的比重，逐年计算后取样本期均值；该权重仅用于指标层面诊断，不参与子系统合成。</w:t>
+      </w:r>
+    </w:p>
+    <w:p>
+      <w:pPr>
+        <w:spacing w:before="0" w:after="140"/>
+      </w:pPr>
+      <w:r>
+        <w:rPr>
+          <w:sz w:val="18"/>
+          <w:szCs w:val="18"/>
+        </w:rPr>
+        <w:t xml:space="preserve">Note: The structural contribution gap of an indicator is the product of its combined CRITIC–entropy weight and its deviation, as a share of the sum of these products over all 13 indicators in that year, computed annually and averaged over the sample period. These weights are used only for indicator-level diagnosis and not for subsystem aggregation.</w:t>
       </w:r>
     </w:p>
     <w:p>
@@ -15435,7 +15639,7 @@
     </w:p>
     <w:p>
       <w:pPr>
-        <w:spacing w:before="140" w:after="40"/>
+        <w:spacing w:before="140" w:after="0"/>
         <w:jc w:val="center"/>
       </w:pPr>
       <w:r>
@@ -15467,6 +15671,22 @@
           <w:szCs w:val="21"/>
         </w:rPr>
         <w:t>2025年）</w:t>
+      </w:r>
+    </w:p>
+    <w:p>
+      <w:pPr>
+        <w:spacing w:before="0" w:after="40"/>
+        <w:jc w:val="center"/>
+      </w:pPr>
+      <w:r>
+        <w:rPr>
+          <w:rFonts w:eastAsia="黑体"/>
+          <w:b/>
+          <w:bCs/>
+          <w:sz w:val="21"/>
+          <w:szCs w:val="21"/>
+        </w:rPr>
+        <w:t xml:space="preserve">Table 5  Local sensitivity of the MPI to the three subsystems, 2017–2025</w:t>
       </w:r>
     </w:p>
     <w:tbl>
@@ -17015,7 +17235,7 @@
     </w:tbl>
     <w:p>
       <w:pPr>
-        <w:spacing w:before="30" w:after="140"/>
+        <w:spacing w:before="30" w:after="0"/>
       </w:pPr>
       <w:r>
         <w:rPr>
@@ -17023,6 +17243,18 @@
           <w:szCs w:val="18"/>
         </w:rPr>
         <w:t>注：ε为MPI对子系统综合指数的局部敏感性（偏弹性），以±1%相对扰动双侧平均的数值微分逐年计算。</w:t>
+      </w:r>
+    </w:p>
+    <w:p>
+      <w:pPr>
+        <w:spacing w:before="0" w:after="140"/>
+      </w:pPr>
+      <w:r>
+        <w:rPr>
+          <w:sz w:val="18"/>
+          <w:szCs w:val="18"/>
+        </w:rPr>
+        <w:t xml:space="preserve">Note: ε is the local sensitivity (partial elasticity) of the MPI to a subsystem composite index, calculated annually by numerical differentiation with ±1% relative perturbations averaged on both sides.</w:t>
       </w:r>
     </w:p>
     <w:p>
@@ -18009,7 +18241,7 @@
     </w:p>
     <w:p>
       <w:pPr>
-        <w:spacing w:before="140" w:after="40"/>
+        <w:spacing w:before="140" w:after="0"/>
         <w:jc w:val="center"/>
       </w:pPr>
       <w:r>
@@ -18021,6 +18253,22 @@
           <w:szCs w:val="21"/>
         </w:rPr>
         <w:t>表6　13项指标留一法（LOO）结果</w:t>
+      </w:r>
+    </w:p>
+    <w:p>
+      <w:pPr>
+        <w:spacing w:before="0" w:after="40"/>
+        <w:jc w:val="center"/>
+      </w:pPr>
+      <w:r>
+        <w:rPr>
+          <w:rFonts w:eastAsia="黑体"/>
+          <w:b/>
+          <w:bCs/>
+          <w:sz w:val="21"/>
+          <w:szCs w:val="21"/>
+        </w:rPr>
+        <w:t xml:space="preserve">Table 6  Leave-one-out (LOO) results for the 13 indicators</w:t>
       </w:r>
     </w:p>
     <w:tbl>
@@ -20130,7 +20378,7 @@
     </w:tbl>
     <w:p>
       <w:pPr>
-        <w:spacing w:before="30" w:after="140"/>
+        <w:spacing w:before="30" w:after="0"/>
       </w:pPr>
       <w:r>
         <w:rPr>
@@ -20168,6 +20416,18 @@
           <w:szCs w:val="18"/>
         </w:rPr>
         <w:t>指样本期10年中发展子系统指数在三者中最低的年数。</w:t>
+      </w:r>
+    </w:p>
+    <w:p>
+      <w:pPr>
+        <w:spacing w:before="0" w:after="140"/>
+      </w:pPr>
+      <w:r>
+        <w:rPr>
+          <w:sz w:val="18"/>
+          <w:szCs w:val="18"/>
+        </w:rPr>
+        <w:t xml:space="preserve">Note: Each indicator is removed in turn and the index is recalculated with all other settings unchanged. "Years with development weakest" is the number of years in the 10-year sample in which the development subsystem index is the lowest of the three.</w:t>
       </w:r>
     </w:p>
     <w:p>
